--- a/CAPSTONE/bus311-capstone-ai-student-guide.docx
+++ b/CAPSTONE/bus311-capstone-ai-student-guide.docx
@@ -101,7 +101,7 @@
                 <w:color w:val="202124"/>
                 <w:sz w:val="21"/>
               </w:rPr>
-              <w:t>AI is not a source. Every claim or calculation you retain must be verified with SEC filings, permitted FactSet evidence, your Excel model, or BUS311 course concepts.</w:t>
+              <w:t>AI is not a source. The four required C-A-P-A-J checkpoints begin after Stage 1. Stage 1 ideas are exploratory; later retained claims or calculations must be verified with SEC, permitted FactSet evidence, Excel, or BUS311 course concepts.</w:t>
             </w:r>
           </w:p>
         </w:tc>
@@ -359,7 +359,7 @@
         <w:pStyle w:val="Heading1"/>
       </w:pPr>
       <w:r>
-        <w:t>Four short checkpoints</w:t>
+        <w:t>Four later-stage checkpoints</w:t>
       </w:r>
     </w:p>
     <w:tbl>
@@ -489,7 +489,9 @@
               <w:spacing w:before="0" w:after="0" w:line="269" w:lineRule="auto"/>
               <w:jc w:val="left"/>
             </w:pPr>
-            <w:r/>
+            <w:r>
+              <w:t>1. Research direction</w:t>
+            </w:r>
             <w:r>
               <w:rPr>
                 <w:rFonts w:ascii="Calibri" w:hAnsi="Calibri"/>
@@ -497,7 +499,6 @@
                 <w:color w:val="202124"/>
                 <w:sz w:val="19"/>
               </w:rPr>
-              <w:t>1. Questions</w:t>
             </w:r>
           </w:p>
         </w:tc>
@@ -510,7 +511,9 @@
               <w:spacing w:before="0" w:after="0" w:line="269" w:lineRule="auto"/>
               <w:jc w:val="left"/>
             </w:pPr>
-            <w:r/>
+            <w:r>
+              <w:t>After Stage 1, challenge the potential CFO direction and identify later research questions.</w:t>
+            </w:r>
             <w:r>
               <w:rPr>
                 <w:rFonts w:ascii="Calibri" w:hAnsi="Calibri"/>
@@ -518,7 +521,6 @@
                 <w:color w:val="202124"/>
                 <w:sz w:val="19"/>
               </w:rPr>
-              <w:t>Generate possible CFO questions and research directions.</w:t>
             </w:r>
           </w:p>
         </w:tc>
@@ -531,7 +533,9 @@
               <w:spacing w:before="0" w:after="0" w:line="269" w:lineRule="auto"/>
               <w:jc w:val="left"/>
             </w:pPr>
-            <w:r/>
+            <w:r>
+              <w:t>Potential direction reviewed, strongest challenge, evidence checked after Stage 1, and next research questions.</w:t>
+            </w:r>
             <w:r>
               <w:rPr>
                 <w:rFonts w:ascii="Calibri" w:hAnsi="Calibri"/>
@@ -539,7 +543,6 @@
                 <w:color w:val="202124"/>
                 <w:sz w:val="19"/>
               </w:rPr>
-              <w:t>Directions considered, research leads retained, checks completed, final direction rationale.</w:t>
             </w:r>
           </w:p>
         </w:tc>
@@ -765,7 +768,7 @@
         <w:pStyle w:val="Heading2"/>
       </w:pPr>
       <w:r>
-        <w:t>Checkpoint 1 - CFO questions and research directions</w:t>
+        <w:t>Checkpoint 1 - Research-direction review after Stage 1</w:t>
       </w:r>
     </w:p>
     <w:p>
@@ -779,7 +782,7 @@
           <w:color w:val="202124"/>
           <w:sz w:val="22"/>
         </w:rPr>
-        <w:t>Complete after selecting the company and before locking the project direction. Ask for possible decision questions and research paths, not for a final recommendation.</w:t>
+        <w:t>The checkpoints begin after Stage 1. Bring the potential CFO direction from your Stage 1 exploration brief and ask for challenges and research paths, not a final recommendation.</w:t>
       </w:r>
     </w:p>
     <w:p>
@@ -796,7 +799,7 @@
           <w:color w:val="202124"/>
           <w:sz w:val="22"/>
         </w:rPr>
-        <w:t>Paste a short public-company summary that you wrote yourself.</w:t>
+        <w:t>Paste a short, student-written public-company summary from the Stage 1 exploration brief.</w:t>
       </w:r>
     </w:p>
     <w:p>
@@ -813,7 +816,7 @@
           <w:color w:val="202124"/>
           <w:sz w:val="22"/>
         </w:rPr>
-        <w:t>Request several decision questions, competing explanations, and evidence targets.</w:t>
+        <w:t>Request challenges, missing questions, and evidence targets for the potential direction.</w:t>
       </w:r>
     </w:p>
     <w:p>
@@ -830,7 +833,7 @@
           <w:color w:val="202124"/>
           <w:sz w:val="22"/>
         </w:rPr>
-        <w:t>Check whether the suggested directions are material, company-specific, researchable, and tied to BUS311 concepts.</w:t>
+        <w:t>Beginning after Stage 1, check whether the direction is company-specific, researchable, and tied to BUS311 concepts.</w:t>
       </w:r>
     </w:p>
     <w:p>
@@ -847,7 +850,7 @@
           <w:color w:val="202124"/>
           <w:sz w:val="22"/>
         </w:rPr>
-        <w:t>Retain only directions you can support with SEC, permitted FactSet evidence, Excel, or course concepts.</w:t>
+        <w:t>Retain later-stage claims only after checking them with SEC, permitted FactSet evidence, Excel, or course concepts.</w:t>
       </w:r>
     </w:p>
     <w:p>
@@ -1879,6 +1882,8 @@
     <w:sectPr>
       <w:headerReference w:type="default" r:id="rId9"/>
       <w:footerReference w:type="default" r:id="rId10"/>
+      <w:headerReference w:type="even" r:id="rId11"/>
+      <w:footerReference w:type="even" r:id="rId12"/>
       <w:pgSz w:w="12240" w:h="15840"/>
       <w:pgMar w:top="1440" w:right="1440" w:bottom="1440" w:left="1440" w:header="708" w:footer="708" w:gutter="0"/>
       <w:cols w:space="720"/>
@@ -1910,6 +1915,16 @@
 </w:ftr>
 </file>
 
+<file path=word/footer2.xml><?xml version="1.0" encoding="utf-8"?>
+<w:ftr xmlns:m="http://schemas.openxmlformats.org/officeDocument/2006/math" xmlns:mc="http://schemas.openxmlformats.org/markup-compatibility/2006" xmlns:mo="http://schemas.microsoft.com/office/mac/office/2008/main" xmlns:mv="urn:schemas-microsoft-com:mac:vml" xmlns:o="urn:schemas-microsoft-com:office:office" xmlns:r="http://schemas.openxmlformats.org/officeDocument/2006/relationships" xmlns:v="urn:schemas-microsoft-com:vml" xmlns:w10="urn:schemas-microsoft-com:office:word" xmlns:w14="http://schemas.microsoft.com/office/word/2010/wordml" xmlns:w="http://schemas.openxmlformats.org/wordprocessingml/2006/main" xmlns:wne="http://schemas.microsoft.com/office/word/2006/wordml" xmlns:wp14="http://schemas.microsoft.com/office/word/2010/wordprocessingDrawing" xmlns:wp="http://schemas.openxmlformats.org/drawingml/2006/wordprocessingDrawing" xmlns:wpc="http://schemas.microsoft.com/office/word/2010/wordprocessingCanvas" xmlns:wpg="http://schemas.microsoft.com/office/word/2010/wordprocessingGroup" xmlns:wpi="http://schemas.microsoft.com/office/word/2010/wordprocessingInk" xmlns:wps="http://schemas.microsoft.com/office/word/2010/wordprocessingShape" mc:Ignorable="w14 wp14">
+  <w:p>
+    <w:pPr>
+      <w:pStyle w:val="Footer"/>
+    </w:pPr>
+  </w:p>
+</w:ftr>
+</file>
+
 <file path=word/header1.xml><?xml version="1.0" encoding="utf-8"?>
 <w:hdr xmlns:m="http://schemas.openxmlformats.org/officeDocument/2006/math" xmlns:mc="http://schemas.openxmlformats.org/markup-compatibility/2006" xmlns:mo="http://schemas.microsoft.com/office/mac/office/2008/main" xmlns:mv="urn:schemas-microsoft-com:mac:vml" xmlns:o="urn:schemas-microsoft-com:office:office" xmlns:r="http://schemas.openxmlformats.org/officeDocument/2006/relationships" xmlns:v="urn:schemas-microsoft-com:vml" xmlns:w10="urn:schemas-microsoft-com:office:word" xmlns:w14="http://schemas.microsoft.com/office/word/2010/wordml" xmlns:w="http://schemas.openxmlformats.org/wordprocessingml/2006/main" xmlns:wne="http://schemas.microsoft.com/office/word/2006/wordml" xmlns:wp14="http://schemas.microsoft.com/office/word/2010/wordprocessingDrawing" xmlns:wp="http://schemas.openxmlformats.org/drawingml/2006/wordprocessingDrawing" xmlns:wpc="http://schemas.microsoft.com/office/word/2010/wordprocessingCanvas" xmlns:wpg="http://schemas.microsoft.com/office/word/2010/wordprocessingGroup" xmlns:wpi="http://schemas.microsoft.com/office/word/2010/wordprocessingInk" xmlns:wps="http://schemas.microsoft.com/office/word/2010/wordprocessingShape" mc:Ignorable="w14 wp14">
   <w:p>
@@ -1928,6 +1943,16 @@
       </w:rPr>
       <w:t>Bounded AI Red-Team Student Guide</w:t>
     </w:r>
+  </w:p>
+</w:hdr>
+</file>
+
+<file path=word/header2.xml><?xml version="1.0" encoding="utf-8"?>
+<w:hdr xmlns:m="http://schemas.openxmlformats.org/officeDocument/2006/math" xmlns:mc="http://schemas.openxmlformats.org/markup-compatibility/2006" xmlns:mo="http://schemas.microsoft.com/office/mac/office/2008/main" xmlns:mv="urn:schemas-microsoft-com:mac:vml" xmlns:o="urn:schemas-microsoft-com:office:office" xmlns:r="http://schemas.openxmlformats.org/officeDocument/2006/relationships" xmlns:v="urn:schemas-microsoft-com:vml" xmlns:w10="urn:schemas-microsoft-com:office:word" xmlns:w14="http://schemas.microsoft.com/office/word/2010/wordml" xmlns:w="http://schemas.openxmlformats.org/wordprocessingml/2006/main" xmlns:wne="http://schemas.microsoft.com/office/word/2006/wordml" xmlns:wp14="http://schemas.microsoft.com/office/word/2010/wordprocessingDrawing" xmlns:wp="http://schemas.openxmlformats.org/drawingml/2006/wordprocessingDrawing" xmlns:wpc="http://schemas.microsoft.com/office/word/2010/wordprocessingCanvas" xmlns:wpg="http://schemas.microsoft.com/office/word/2010/wordprocessingGroup" xmlns:wpi="http://schemas.microsoft.com/office/word/2010/wordprocessingInk" xmlns:wps="http://schemas.microsoft.com/office/word/2010/wordprocessingShape" mc:Ignorable="w14 wp14">
+  <w:p>
+    <w:pPr>
+      <w:pStyle w:val="Header"/>
+    </w:pPr>
   </w:p>
 </w:hdr>
 </file>

--- a/CAPSTONE/bus311-capstone-ai-student-guide.docx
+++ b/CAPSTONE/bus311-capstone-ai-student-guide.docx
@@ -700,7 +700,9 @@
               <w:spacing w:before="0" w:after="0" w:line="269" w:lineRule="auto"/>
               <w:jc w:val="left"/>
             </w:pPr>
-            <w:r/>
+            <w:r>
+              <w:t>4. Oral Board presentation</w:t>
+            </w:r>
             <w:r>
               <w:rPr>
                 <w:rFonts w:ascii="Calibri" w:hAnsi="Calibri"/>
@@ -708,7 +710,6 @@
                 <w:color w:val="202124"/>
                 <w:sz w:val="19"/>
               </w:rPr>
-              <w:t>4. Board Q&amp;A</w:t>
             </w:r>
           </w:p>
         </w:tc>
@@ -722,7 +723,9 @@
               <w:spacing w:before="0" w:after="0" w:line="269" w:lineRule="auto"/>
               <w:jc w:val="left"/>
             </w:pPr>
-            <w:r/>
+            <w:r>
+              <w:t>Rehearse the decision briefing and live questions about revenue, valuation, implementation, and risk.</w:t>
+            </w:r>
             <w:r>
               <w:rPr>
                 <w:rFonts w:ascii="Calibri" w:hAnsi="Calibri"/>
@@ -730,7 +733,6 @@
                 <w:color w:val="202124"/>
                 <w:sz w:val="19"/>
               </w:rPr>
-              <w:t>Rehearse revenue, valuation, implementation, and risk questions.</w:t>
             </w:r>
           </w:p>
         </w:tc>
@@ -1022,7 +1024,7 @@
         <w:pStyle w:val="Heading2"/>
       </w:pPr>
       <w:r>
-        <w:t>Checkpoint 4 - Board Q&amp;A rehearsal</w:t>
+        <w:t>Checkpoint 4 - Oral Board presentation rehearsal</w:t>
       </w:r>
     </w:p>
     <w:p>
@@ -1087,7 +1089,7 @@
           <w:color w:val="202124"/>
           <w:sz w:val="22"/>
         </w:rPr>
-        <w:t>Revise the deck, executive summary, recommendation logic, or speaking notes as appropriate.</w:t>
+        <w:t>Revise the PowerPoint company analysis, recommendation logic, model support, or speaking notes as appropriate.</w:t>
       </w:r>
     </w:p>
     <w:p>
@@ -1667,7 +1669,7 @@
           <w:color w:val="202124"/>
           <w:sz w:val="22"/>
         </w:rPr>
-        <w:t>Board Q&amp;A weakness and the revision made to the recommendation, implementation, risk response, deck, or speaking notes.</w:t>
+        <w:t>Oral Board presentation weakness and the revision made to the recommendation, implementation, risk response, PowerPoint, or speaking notes.</w:t>
       </w:r>
     </w:p>
     <w:p>
@@ -1876,7 +1878,7 @@
           <w:color w:val="202124"/>
           <w:sz w:val="22"/>
         </w:rPr>
-        <w:t>The Q&amp;A rehearsal covers revenue, valuation, implementation, and risk.</w:t>
+        <w:t>The oral-presentation rehearsal covers delivery and live questions about revenue, valuation, implementation, and risk.</w:t>
       </w:r>
     </w:p>
     <w:sectPr>
@@ -1901,16 +1903,30 @@
       <w:spacing w:before="0" w:after="0" w:line="240" w:lineRule="auto"/>
       <w:jc w:val="right"/>
     </w:pPr>
-    <w:r/>
     <w:r>
       <w:rPr>
-        <w:rFonts w:ascii="Calibri" w:hAnsi="Calibri"/>
-        <w:color w:val="5B6573"/>
+        <w:rFonts w:ascii="Aptos" w:hAnsi="Aptos"/>
+        <w:b w:val="0"/>
+        <w:i w:val="0"/>
+        <w:color w:val="5B6472"/>
         <w:sz w:val="17"/>
       </w:rPr>
-      <w:t xml:space="preserve">BUS311  |  Fall 2026  |  Page </w:t>
+      <w:t xml:space="preserve">Approved student release  |  Page </w:t>
     </w:r>
-    <w:fldSimple w:instr="PAGE"/>
+    <w:r>
+      <w:rPr>
+        <w:rFonts w:ascii="Aptos" w:hAnsi="Aptos"/>
+        <w:b w:val="0"/>
+        <w:i w:val="0"/>
+        <w:color w:val="5B6472"/>
+        <w:sz w:val="17"/>
+      </w:rPr>
+      <w:fldChar w:fldCharType="begin"/>
+      <w:instrText xml:space="preserve"> PAGE </w:instrText>
+      <w:fldChar w:fldCharType="separate"/>
+      <w:t>1</w:t>
+      <w:fldChar w:fldCharType="end"/>
+    </w:r>
   </w:p>
 </w:ftr>
 </file>

--- a/CAPSTONE/bus311-capstone-ai-student-guide.docx
+++ b/CAPSTONE/bus311-capstone-ai-student-guide.docx
@@ -701,7 +701,7 @@
               <w:jc w:val="left"/>
             </w:pPr>
             <w:r>
-              <w:t>4. Oral Board presentation</w:t>
+              <w:t>4. Oral Presentation</w:t>
             </w:r>
             <w:r>
               <w:rPr>
@@ -1024,7 +1024,7 @@
         <w:pStyle w:val="Heading2"/>
       </w:pPr>
       <w:r>
-        <w:t>Checkpoint 4 - Oral Board presentation rehearsal</w:t>
+        <w:t>Checkpoint 4 - Oral Presentation rehearsal</w:t>
       </w:r>
     </w:p>
     <w:p>
@@ -1669,7 +1669,7 @@
           <w:color w:val="202124"/>
           <w:sz w:val="22"/>
         </w:rPr>
-        <w:t>Oral Board presentation weakness and the revision made to the recommendation, implementation, risk response, PowerPoint, or speaking notes.</w:t>
+        <w:t>Oral Presentation weakness and the revision made to the recommendation, implementation, risk response, PowerPoint, or speaking notes.</w:t>
       </w:r>
     </w:p>
     <w:p>
@@ -1878,7 +1878,7 @@
           <w:color w:val="202124"/>
           <w:sz w:val="22"/>
         </w:rPr>
-        <w:t>The oral-presentation rehearsal covers delivery and live questions about revenue, valuation, implementation, and risk.</w:t>
+        <w:t>The Oral Presentation rehearsal covers delivery and live questions about revenue, valuation, implementation, and risk.</w:t>
       </w:r>
     </w:p>
     <w:sectPr>
@@ -1903,16 +1903,6 @@
       <w:spacing w:before="0" w:after="0" w:line="240" w:lineRule="auto"/>
       <w:jc w:val="right"/>
     </w:pPr>
-    <w:r>
-      <w:rPr>
-        <w:rFonts w:ascii="Aptos" w:hAnsi="Aptos"/>
-        <w:b w:val="0"/>
-        <w:i w:val="0"/>
-        <w:color w:val="5B6472"/>
-        <w:sz w:val="17"/>
-      </w:rPr>
-      <w:t xml:space="preserve">Approved student release  |  Page </w:t>
-    </w:r>
     <w:r>
       <w:rPr>
         <w:rFonts w:ascii="Aptos" w:hAnsi="Aptos"/>
